--- a/reports/r0270.docx
+++ b/reports/r0270.docx
@@ -45,7 +45,7 @@
           <w:color w:val="000000"/>
           <w:sz w:val="21"/>
         </w:rPr>
-        <w:t>■ 福州经济总量在福建省稳居第一，人均GDP约17.60万元、人均经济实力居全省前列，经济增速维持在5.60%左右、总体平稳；固定资产投资最新增速0.00%，经济运行总体平稳。【待补充：福州市的行政与战略定位、支柱产业及龙头企业（数据库未覆盖，需人工补充）】</w:t>
+        <w:t>■ 福州作为福建省省会，经济总量在福建省稳居第一，人均GDP约17.60万元、人均经济实力居全省前列，经济增速维持在5.60%左右、总体平稳；固定资产投资最新增速0.00%，经济运行总体平稳。</w:t>
       </w:r>
     </w:p>
     <w:p>
@@ -75,7 +75,7 @@
           <w:color w:val="000000"/>
           <w:sz w:val="21"/>
         </w:rPr>
-        <w:t>产业结构方面，2025年福州市三次产业结构为5:36:59。【待补充：支柱产业、主要龙头企业、对外贸易等定性描述（数据库未覆盖）】</w:t>
+        <w:t>产业结构方面，2025年福州市三次产业结构为5:36:59，以电子信息、纺织化纤、轻工食品、冶金建材为支柱，聚集福耀玻璃、恒申、东南汽车等企业。</w:t>
       </w:r>
     </w:p>
     <w:p>
